--- a/Testing/iMicroSeq_Worked-Example-Scenarios_v1.2.docx
+++ b/Testing/iMicroSeq_Worked-Example-Scenarios_v1.2.docx
@@ -1082,8 +1082,15 @@
         <w:spacing w:after="60"/>
       </w:pPr>
       <w:r>
-        <w:t>Wastewater treatment presampling activities, and a rainfall event recorded as a presampling activity on one date.</w:t>
+        <w:t>Wastewater treatment presampling activities.</w:t>
       </w:r>
+      <w:r>
+        <w:rPr>
+          <w:b/>
+          <w:bCs/>
+        </w:rPr>
+      </w:r>
+      <w:r/>
     </w:p>
     <w:p>
       <w:pPr>
@@ -1118,7 +1125,10 @@
         <w:spacing w:after="60"/>
       </w:pPr>
       <w:r>
-        <w:t>All three diagnostic target blocks used - two viral targets and one AMR gene.</w:t>
+        <w:t>Three</w:t>
+      </w:r>
+      <w:r>
+        <w:t xml:space="preserve"> diagnostic target blocks used - two viral targets and one AMR gene.</w:t>
       </w:r>
     </w:p>
     <w:p>
@@ -1149,6 +1159,7 @@
         <w:spacing w:after="60"/>
       </w:pPr>
       <w:r>
+        <w:lastRenderedPageBreak/>
         <w:t xml:space="preserve">The negative control is a record in its own right. Decide which of its fields are genuinely </w:t>
       </w:r>
       <w:r>
@@ -1168,16 +1179,6 @@
       </w:r>
       <w:r>
         <w:t>. Testers frequently disagree here and we want to know where.</w:t>
-      </w:r>
-    </w:p>
-    <w:p>
-      <w:pPr>
-        <w:pStyle w:val="ListBullet"/>
-        <w:spacing w:after="60"/>
-      </w:pPr>
-      <w:r>
-        <w:lastRenderedPageBreak/>
-        <w:t>Only one presampling activity can be recorded per record in v1.0, so the rainfall event on 2026-03-10 displaces the routine treatment process. Tell us whether that constrained you.</w:t>
       </w:r>
     </w:p>
     <w:p>
@@ -1368,12 +1369,12 @@
     </w:p>
     <w:p>
       <w:r>
-        <w:t>Land guardians reported discoloured water at two households on 2026-06-02. Sampling took place on 2026-06-04 at three points: the source well head, the treated water leaving the chlorination unit, and a household tap at the far end of the distribution main.</w:t>
+        <w:t>Land guardians reported discoloured water at two households on 2026-06-02. Sampling took place on 2026-06-04 at three points: the source well head, the treated water leaving the chlorination unit, and the community treated water storage tank.</w:t>
       </w:r>
     </w:p>
     <w:p>
       <w:r>
-        <w:t>Ten litres per point were processed by bag-mediated filtration in the field; filters were transported on ice and extracted the same evening. Total coliforms and E. coli were enumerated by Colilert-18 (MPN per 100 mL). 16S rRNA V3-V4 amplicon sequencing was performed on an Illumina MiSeq, with taxonomic assignment against SILVA 138.2 using QIIME 2.</w:t>
+        <w:t>One litre was collected in a sterile bottle at each point as a grab sample. Samples were transported on ice and filtered on a 0.22 um membrane at the laboratory the same evening. Total coliforms and E. coli were enumerated by Colilert-18 (MPN per 100 mL). 16S rRNA V3-V4 amplicon sequencing was performed on an Illumina MiSeq, with taxonomic assignment against SILVA 138.2 using QIIME 2.</w:t>
       </w:r>
     </w:p>
     <w:p>
@@ -1400,7 +1401,7 @@
         <w:spacing w:after="60"/>
       </w:pPr>
       <w:r>
-        <w:t>Groundwater, well, and treated distribution-system sampling points.</w:t>
+        <w:t>Well, drinking water treatment plant and water tank as environmental sites.</w:t>
       </w:r>
     </w:p>
     <w:p>
@@ -1418,7 +1419,7 @@
         <w:spacing w:after="60"/>
       </w:pPr>
       <w:r>
-        <w:t>Bag-mediated filtration as both a collection device and a collection method.</w:t>
+        <w:t>Grab sampling in bottles, with filtration recorded as specimen processing.</w:t>
       </w:r>
     </w:p>
     <w:p>
@@ -1476,25 +1477,7 @@
         <w:spacing w:after="60"/>
       </w:pPr>
       <w:r>
-        <w:t>This scenario is deliberately governance-sensitive. The answer key uses Restricted Access [GENEPIO:0001810] for coordinates, site name and data steward name, and gives the required data steward contact fields as a role and a shared mailbox so the steward can be reached without being named.</w:t>
-      </w:r>
-      <w:r>
-        <w:rPr>
-          <w:rFonts w:ascii="Consolas" w:hAnsi="Consolas"/>
-          <w:sz w:val="19"/>
-        </w:rPr>
-      </w:r>
-      <w:r>
-        <w:t xml:space="preserve"> Tell us whether that is sufficient, or whether a separate access-conditions field is needed.</w:t>
-      </w:r>
-    </w:p>
-    <w:p>
-      <w:pPr>
-        <w:pStyle w:val="ListBullet"/>
-        <w:spacing w:after="60"/>
-      </w:pPr>
-      <w:r>
-        <w:t>The answer key now uses Drinking water treatment plant [ENVO:03600004] for the treated-water sample, but there is still no environmental site term for a distribution main, so the tap sample approximates. Please record what you would want the term to be.</w:t>
+        <w:t>This scenario is deliberately governance-sensitive. The answer key uses Restricted Access [GENEPIO:0001810] for coordinates, site name and data steward name, and gives the required data steward contact fields as a role and a shared mailbox so the steward can be reached without being named. Tell us whether that is sufficient, or whether a separate access-conditions field is needed.</w:t>
       </w:r>
     </w:p>
     <w:p>
@@ -1815,32 +1798,6 @@
       </w:r>
       <w:r>
         <w:t xml:space="preserve"> and one collection date range. Tell us whether that is adequate provenance for your purposes.</w:t>
-      </w:r>
-    </w:p>
-    <w:p>
-      <w:pPr>
-        <w:pStyle w:val="ListBullet"/>
-        <w:spacing w:after="60"/>
-      </w:pPr>
-      <w:r>
-        <w:rPr>
-          <w:rFonts w:ascii="Consolas" w:hAnsi="Consolas"/>
-          <w:sz w:val="19"/>
-        </w:rPr>
-        <w:t>gene symbol</w:t>
-      </w:r>
-      <w:r>
-        <w:t xml:space="preserve"> and </w:t>
-      </w:r>
-      <w:r>
-        <w:rPr>
-          <w:rFonts w:ascii="Consolas" w:hAnsi="Consolas"/>
-          <w:sz w:val="19"/>
-        </w:rPr>
-        <w:t>assay target name</w:t>
-      </w:r>
-      <w:r>
-        <w:t xml:space="preserve"> are free text. Note whether you would want a controlled vocabulary here, for example CARD or NCBI AMRFinderPlus gene symbols.</w:t>
       </w:r>
     </w:p>
     <w:p>
@@ -2191,8 +2148,8 @@
       </w:r>
     </w:p>
     <w:sectPr>
-      <w:footerReference w:type="default" r:id="rId8"/>
-      <w:headerReference w:type="default" r:id="rId11"/>
+      <w:headerReference w:type="default" r:id="rId8"/>
+      <w:footerReference w:type="default" r:id="rId9"/>
       <w:pgSz w:w="12240" w:h="15840"/>
       <w:pgMar w:top="1080" w:right="1080" w:bottom="1080" w:left="1080" w:header="720" w:footer="720" w:gutter="0"/>
       <w:cols w:space="720"/>
@@ -2234,32 +2191,19 @@
       <w:pStyle w:val="Footer"/>
       <w:jc w:val="center"/>
     </w:pPr>
-    <w:proofErr w:type="spellStart"/>
     <w:r>
       <w:rPr>
         <w:color w:val="595959"/>
         <w:sz w:val="17"/>
       </w:rPr>
-      <w:t>iMicroSeq</w:t>
+      <w:t xml:space="preserve">iMicroSeq Worked Example Scenarios v1.2   |   page </w:t>
     </w:r>
-    <w:proofErr w:type="spellEnd"/>
-    <w:r>
-      <w:rPr>
-        <w:color w:val="595959"/>
-        <w:sz w:val="17"/>
-      </w:rPr>
-      <w:t xml:space="preserve"> Worked Example Scenarios v1.2   |   page </w:t>
-    </w:r>
-    <w:r/>
-    <w:r/>
-    <w:r/>
     <w:r>
       <w:rPr>
         <w:noProof/>
       </w:rPr>
       <w:t>1</w:t>
     </w:r>
-    <w:r/>
   </w:p>
 </w:ftr>
 </file>
@@ -2290,7 +2234,7 @@
 </file>
 
 <file path=word/header1.xml><?xml version="1.0" encoding="utf-8"?>
-<w:hdr xmlns:m="http://schemas.openxmlformats.org/officeDocument/2006/math" xmlns:mc="http://schemas.openxmlformats.org/markup-compatibility/2006" xmlns:mo="http://schemas.microsoft.com/office/mac/office/2008/main" xmlns:mv="urn:schemas-microsoft-com:mac:vml" xmlns:o="urn:schemas-microsoft-com:office:office" xmlns:r="http://schemas.openxmlformats.org/officeDocument/2006/relationships" xmlns:v="urn:schemas-microsoft-com:vml" xmlns:w10="urn:schemas-microsoft-com:office:word" xmlns:w14="http://schemas.microsoft.com/office/word/2010/wordml" xmlns:w="http://schemas.openxmlformats.org/wordprocessingml/2006/main" xmlns:wne="http://schemas.microsoft.com/office/word/2006/wordml" xmlns:wp14="http://schemas.microsoft.com/office/word/2010/wordprocessingDrawing" xmlns:wp="http://schemas.openxmlformats.org/drawingml/2006/wordprocessingDrawing" xmlns:wpc="http://schemas.microsoft.com/office/word/2010/wordprocessingCanvas" xmlns:wpg="http://schemas.microsoft.com/office/word/2010/wordprocessingGroup" xmlns:wpi="http://schemas.microsoft.com/office/word/2010/wordprocessingInk" xmlns:wps="http://schemas.microsoft.com/office/word/2010/wordprocessingShape" mc:Ignorable="w14 wp14">
+<w:hdr xmlns:wpc="http://schemas.microsoft.com/office/word/2010/wordprocessingCanvas" xmlns:cx="http://schemas.microsoft.com/office/drawing/2014/chartex" xmlns:cx1="http://schemas.microsoft.com/office/drawing/2015/9/8/chartex" xmlns:cx2="http://schemas.microsoft.com/office/drawing/2015/10/21/chartex" xmlns:cx3="http://schemas.microsoft.com/office/drawing/2016/5/9/chartex" xmlns:cx4="http://schemas.microsoft.com/office/drawing/2016/5/10/chartex" xmlns:cx5="http://schemas.microsoft.com/office/drawing/2016/5/11/chartex" xmlns:cx6="http://schemas.microsoft.com/office/drawing/2016/5/12/chartex" xmlns:cx7="http://schemas.microsoft.com/office/drawing/2016/5/13/chartex" xmlns:cx8="http://schemas.microsoft.com/office/drawing/2016/5/14/chartex" xmlns:mc="http://schemas.openxmlformats.org/markup-compatibility/2006" xmlns:aink="http://schemas.microsoft.com/office/drawing/2016/ink" xmlns:am3d="http://schemas.microsoft.com/office/drawing/2017/model3d" xmlns:o="urn:schemas-microsoft-com:office:office" xmlns:oel="http://schemas.microsoft.com/office/2019/extlst" xmlns:r="http://schemas.openxmlformats.org/officeDocument/2006/relationships" xmlns:m="http://schemas.openxmlformats.org/officeDocument/2006/math" xmlns:v="urn:schemas-microsoft-com:vml" xmlns:wp14="http://schemas.microsoft.com/office/word/2010/wordprocessingDrawing" xmlns:wp="http://schemas.openxmlformats.org/drawingml/2006/wordprocessingDrawing" xmlns:w10="urn:schemas-microsoft-com:office:word" xmlns:w="http://schemas.openxmlformats.org/wordprocessingml/2006/main" xmlns:w14="http://schemas.microsoft.com/office/word/2010/wordml" xmlns:w15="http://schemas.microsoft.com/office/word/2012/wordml" xmlns:w16cex="http://schemas.microsoft.com/office/word/2018/wordml/cex" xmlns:w16cid="http://schemas.microsoft.com/office/word/2016/wordml/cid" xmlns:w16="http://schemas.microsoft.com/office/word/2018/wordml" xmlns:w16du="http://schemas.microsoft.com/office/word/2023/wordml/word16du" xmlns:w16sdtdh="http://schemas.microsoft.com/office/word/2020/wordml/sdtdatahash" xmlns:w16sdtfl="http://schemas.microsoft.com/office/word/2024/wordml/sdtformatlock" xmlns:w16se="http://schemas.microsoft.com/office/word/2015/wordml/symex" xmlns:wpg="http://schemas.microsoft.com/office/word/2010/wordprocessingGroup" xmlns:wpi="http://schemas.microsoft.com/office/word/2010/wordprocessingInk" xmlns:wne="http://schemas.microsoft.com/office/word/2006/wordml" xmlns:wps="http://schemas.microsoft.com/office/word/2010/wordprocessingShape" mc:Ignorable="w14 w15 w16se w16cid w16 w16cex w16sdtdh w16sdtfl w16du wp14">
   <w:p>
     <w:pPr>
       <w:pStyle w:val="Header"/>
@@ -2454,7 +2398,7 @@
   <w:abstractNum w:abstractNumId="8" w15:restartNumberingAfterBreak="0">
     <w:nsid w:val="FFFFFF89"/>
     <w:multiLevelType w:val="singleLevel"/>
-    <w:tmpl w:val="29761A62"/>
+    <w:tmpl w:val="F5BCBC60"/>
     <w:lvl w:ilvl="0">
       <w:start w:val="1"/>
       <w:numFmt w:val="bullet"/>
